--- a/фанфик.docx
+++ b/фанфик.docx
@@ -69,6 +69,15 @@
     <ns0:p>
       <ns0:r>
         <ns0:rPr>
+          <ns0:b/>
+          <ns0:sz ns0:val="22"/>
+        </ns0:rPr>
+        <ns0:t>Арка первая. Начало пути</ns0:t>
+      </ns0:r>
+    </ns0:p>
+    <ns0:p>
+      <ns0:r>
+        <ns0:rPr>
           <ns0:sz ns0:val="18"/>
         </ns0:rPr>
         <ns0:t>Глава 1. Свет в лужах</ns0:t>
@@ -149,6 +158,15 @@
     <ns0:p>
       <ns0:r>
         <ns0:rPr>
+          <ns0:b/>
+          <ns0:sz ns0:val="22"/>
+        </ns0:rPr>
+        <ns0:t>Арка вторая. Метеорит и Король морских глубин</ns0:t>
+      </ns0:r>
+    </ns0:p>
+    <ns0:p>
+      <ns0:r>
+        <ns0:rPr>
           <ns0:sz ns0:val="18"/>
         </ns0:rPr>
         <ns0:t>Глава 11. Тень над городом</ns0:t>
@@ -229,6 +247,15 @@
     <ns0:p>
       <ns0:r>
         <ns0:rPr>
+          <ns0:b/>
+          <ns0:sz ns0:val="22"/>
+        </ns0:rPr>
+        <ns0:t>Арка третья. Борос и начало истории Гароу</ns0:t>
+      </ns0:r>
+    </ns0:p>
+    <ns0:p>
+      <ns0:r>
+        <ns0:rPr>
           <ns0:sz ns0:val="18"/>
         </ns0:rPr>
         <ns0:t>Глава 21. Корабль над городом</ns0:t>
@@ -309,6 +336,15 @@
     <ns0:p>
       <ns0:r>
         <ns0:rPr>
+          <ns0:b/>
+          <ns0:sz ns0:val="22"/>
+        </ns0:rPr>
+        <ns0:t>Арка четвёртая. Фубуки и охота на героев</ns0:t>
+      </ns0:r>
+    </ns0:p>
+    <ns0:p>
+      <ns0:r>
+        <ns0:rPr>
           <ns0:sz ns0:val="18"/>
         </ns0:rPr>
         <ns0:t>Глава 31. Условия группы</ns0:t>
@@ -389,6 +425,15 @@
     <ns0:p>
       <ns0:r>
         <ns0:rPr>
+          <ns0:b/>
+          <ns0:sz ns0:val="22"/>
+        </ns0:rPr>
+        <ns0:t>Арка пятая. Первые столкновения с Ассоциацией монстров</ns0:t>
+      </ns0:r>
+    </ns0:p>
+    <ns0:p>
+      <ns0:r>
+        <ns0:rPr>
           <ns0:sz ns0:val="18"/>
         </ns0:rPr>
         <ns0:t>Глава 41. Сообщение из подземелья</ns0:t>
@@ -469,6 +514,15 @@
     <ns0:p>
       <ns0:r>
         <ns0:rPr>
+          <ns0:b/>
+          <ns0:sz ns0:val="22"/>
+        </ns0:rPr>
+        <ns0:t>Арка шестая. Турнир и Лин Лин</ns0:t>
+      </ns0:r>
+    </ns0:p>
+    <ns0:p>
+      <ns0:r>
+        <ns0:rPr>
           <ns0:sz ns0:val="18"/>
         </ns0:rPr>
         <ns0:t>Глава 51. Пауза перед турниром</ns0:t>
@@ -549,6 +603,15 @@
     <ns0:p>
       <ns0:r>
         <ns0:rPr>
+          <ns0:b/>
+          <ns0:sz ns0:val="22"/>
+        </ns0:rPr>
+        <ns0:t>Арка седьмая. Ассоциация монстров и Псайкос</ns0:t>
+      </ns0:r>
+    </ns0:p>
+    <ns0:p>
+      <ns0:r>
+        <ns0:rPr>
           <ns0:sz ns0:val="18"/>
         </ns0:rPr>
         <ns0:t>Глава 61. Глубже</ns0:t>
@@ -629,6 +692,15 @@
     <ns0:p>
       <ns0:r>
         <ns0:rPr>
+          <ns0:b/>
+          <ns0:sz ns0:val="22"/>
+        </ns0:rPr>
+        <ns0:t>Арка восьмая. Космический Гароу и Тацумаки</ns0:t>
+      </ns0:r>
+    </ns0:p>
+    <ns0:p>
+      <ns0:r>
+        <ns0:rPr>
           <ns0:sz ns0:val="18"/>
         </ns0:rPr>
         <ns0:t>Глава 71. После подземелья</ns0:t>
@@ -709,6 +781,15 @@
     <ns0:p>
       <ns0:r>
         <ns0:rPr>
+          <ns0:b/>
+          <ns0:sz ns0:val="22"/>
+        </ns0:rPr>
+        <ns0:t>Арка девятая. Суйко и Неогерои</ns0:t>
+      </ns0:r>
+    </ns0:p>
+    <ns0:p>
+      <ns0:r>
+        <ns0:rPr>
           <ns0:sz ns0:val="18"/>
         </ns0:rPr>
         <ns0:t>Глава 81. Тихий отчёт</ns0:t>
@@ -789,6 +870,15 @@
     <ns0:p>
       <ns0:r>
         <ns0:rPr>
+          <ns0:b/>
+          <ns0:sz ns0:val="22"/>
+        </ns0:rPr>
+        <ns0:t>Арка десятая. Вера, Астра и врата в другой мир</ns0:t>
+      </ns0:r>
+    </ns0:p>
+    <ns0:p>
+      <ns0:r>
+        <ns0:rPr>
           <ns0:sz ns0:val="18"/>
         </ns0:rPr>
         <ns0:t>Глава 91. Кубы и деревня ниндзя</ns0:t>
@@ -869,6 +959,18 @@
     <ns0:p>
       <ns0:r>
         <ns0:br ns0:type="page"/>
+      </ns0:r>
+    </ns0:p>
+    <ns0:p>
+      <ns0:pPr>
+        <ns0:pStyle ns0:val="Heading1"/>
+      </ns0:pPr>
+      <ns0:r>
+        <ns0:rPr>
+          <ns0:b/>
+          <ns0:sz ns0:val="30"/>
+        </ns0:rPr>
+        <ns0:t>Арка первая. Начало пути</ns0:t>
       </ns0:r>
     </ns0:p>
     <ns0:p>
@@ -1066,7 +1168,7 @@
         <ns0:rPr>
           <ns0:sz ns0:val="20"/>
         </ns0:rPr>
-        <ns0:t>Город Z.</ns0:t>
+        <ns0:t>город З.</ns0:t>
       </ns0:r>
     </ns0:p>
     <ns0:p>
@@ -13252,6 +13354,11 @@
       </ns0:r>
     </ns0:p>
     <ns0:p>
+      <ns0:r>
+        <ns0:br ns0:type="page"/>
+      </ns0:r>
+    </ns0:p>
+    <ns0:p>
       <ns0:pPr>
         <ns0:pStyle ns0:val="Heading1"/>
       </ns0:pPr>
@@ -18840,15 +18947,15 @@
         <ns0:rPr>
           <ns0:sz ns0:val="20"/>
         </ns0:rPr>
-        <ns0:t>Врачи разрешили ему работать только с отчётами, но он всё равно несколько раз уходил помогать спасателям. В конце концов Фубуки лично забрала у него пропуск.</ns0:t>
-      </ns0:r>
-    </ns0:p>
-    <ns0:p>
-      <ns0:r>
-        <ns0:rPr>
-          <ns0:sz ns0:val="20"/>
-        </ns0:rPr>
-        <ns0:t>— Ты не умеешь отдыхать, — сказала она.</ns0:t>
+        <ns0:t>Врачи разрешили ему работать только с отчётами, но он всё равно несколько раз уходил помогать спасателям. В конце концов начальник спасательной группы лично забрал у него пропуск.</ns0:t>
+      </ns0:r>
+    </ns0:p>
+    <ns0:p>
+      <ns0:r>
+        <ns0:rPr>
+          <ns0:sz ns0:val="20"/>
+        </ns0:rPr>
+        <ns0:t>— Ты не умеешь отдыхать, — сказал начальник.</ns0:t>
       </ns0:r>
     </ns0:p>
     <ns0:p>
@@ -18928,23 +19035,31 @@
         <ns0:rPr>
           <ns0:sz ns0:val="20"/>
         </ns0:rPr>
-        <ns0:t>— Не его имя, — заметила Мидзуки.</ns0:t>
-      </ns0:r>
-    </ns0:p>
-    <ns0:p>
-      <ns0:r>
-        <ns0:rPr>
-          <ns0:sz ns0:val="20"/>
-        </ns0:rPr>
-        <ns0:t>— Уже лучше, чем обычно.</ns0:t>
-      </ns0:r>
-    </ns0:p>
-    <ns0:p>
-      <ns0:r>
-        <ns0:rPr>
-          <ns0:sz ns0:val="20"/>
-        </ns0:rPr>
-        <ns0:t>Сайтамы на совещании не было. Он пришёл позже, когда сотрудники уже разошлись.</ns0:t>
+        <ns0:t>— Его имя тоже указали? — спросил Алекс у сотрудника архива.</ns0:t>
+      </ns0:r>
+    </ns0:p>
+    <ns0:p>
+      <ns0:r>
+        <ns0:rPr>
+          <ns0:sz ns0:val="20"/>
+        </ns0:rPr>
+        <ns0:t>— В открытой части отчёта нет. Но в приложении зафиксировано, кто нанёс решающий удар.</ns0:t>
+      </ns0:r>
+    </ns0:p>
+    <ns0:p>
+      <ns0:r>
+        <ns0:rPr>
+          <ns0:sz ns0:val="20"/>
+        </ns0:rPr>
+        <ns0:t>Это было лучше, чем полное молчание.</ns0:t>
+      </ns0:r>
+    </ns0:p>
+    <ns0:p>
+      <ns0:r>
+        <ns0:rPr>
+          <ns0:sz ns0:val="20"/>
+        </ns0:rPr>
+        <ns0:t>Сайтама на совещании не присутствовал. Он пришёл позже, когда сотрудники уже разошлись.</ns0:t>
       </ns0:r>
     </ns0:p>
     <ns0:p>
@@ -19080,6 +19195,14 @@
         <ns0:rPr>
           <ns0:sz ns0:val="20"/>
         </ns0:rPr>
+        <ns0:t>Наоми после выписки из больницы стала помогать в волонтёрском центре. Она передавала спасателям сведения о людях, которые ещё не вернулись домой, и больше не пыталась сама входить в опасные здания.</ns0:t>
+      </ns0:r>
+    </ns0:p>
+    <ns0:p>
+      <ns0:r>
+        <ns0:rPr>
+          <ns0:sz ns0:val="20"/>
+        </ns0:rPr>
         <ns0:t>В тот же вечер на закрытом канале Ассоциации появилось новое сообщение.</ns0:t>
       </ns0:r>
     </ns0:p>
@@ -19096,23 +19219,15 @@
         <ns0:rPr>
           <ns0:sz ns0:val="20"/>
         </ns0:rPr>
-        <ns0:t>Фубуки прочитала сообщение первой.</ns0:t>
-      </ns0:r>
-    </ns0:p>
-    <ns0:p>
-      <ns0:r>
-        <ns0:rPr>
-          <ns0:sz ns0:val="20"/>
-        </ns0:rPr>
-        <ns0:t>— Это не метеорит.</ns0:t>
-      </ns0:r>
-    </ns0:p>
-    <ns0:p>
-      <ns0:r>
-        <ns0:rPr>
-          <ns0:sz ns0:val="20"/>
-        </ns0:rPr>
-        <ns0:t>— Нет, — ответил Алекс.</ns0:t>
+        <ns0:t>Алекс прочитал сообщение первым.</ns0:t>
+      </ns0:r>
+    </ns0:p>
+    <ns0:p>
+      <ns0:r>
+        <ns0:rPr>
+          <ns0:sz ns0:val="20"/>
+        </ns0:rPr>
+        <ns0:t>— Это не метеорит, — сказал он.</ns0:t>
       </ns0:r>
     </ns0:p>
     <ns0:p>
@@ -19152,7 +19267,7 @@
         <ns0:rPr>
           <ns0:sz ns0:val="20"/>
         </ns0:rPr>
-        <ns0:t>— Очень, — сказала Фубуки.</ns0:t>
+        <ns0:t>— Очень, — сказал Генос.</ns0:t>
       </ns0:r>
     </ns0:p>
     <ns0:p>
@@ -19192,7 +19307,15 @@
         <ns0:rPr>
           <ns0:sz ns0:val="20"/>
         </ns0:rPr>
-        <ns0:t>Вероятность инопланетного вторжения: девяносто восемь процентов.</ns0:t>
+        <ns0:t>Вероятность инопланетного вторжения: высокая.</ns0:t>
+      </ns0:r>
+    </ns0:p>
+    <ns0:p>
+      <ns0:r>
+        <ns0:rPr>
+          <ns0:sz ns0:val="20"/>
+        </ns0:rPr>
+        <ns0:t>Точный расчёт силы и исхода недоступен без активной добровольной связи.</ns0:t>
       </ns0:r>
     </ns0:p>
     <ns0:p>
@@ -19216,15 +19339,7 @@
         <ns0:rPr>
           <ns0:sz ns0:val="20"/>
         </ns0:rPr>
-        <ns0:t>Фубуки посмотрела на него.</ns0:t>
-      </ns0:r>
-    </ns0:p>
-    <ns0:p>
-      <ns0:r>
-        <ns0:rPr>
-          <ns0:sz ns0:val="20"/>
-        </ns0:rPr>
-        <ns0:t>— Значит, у нас есть шанс.</ns0:t>
+        <ns0:t>Будущие союзники ещё не были частью его жизни, поэтому Алекс не стал приписывать им несуществующую помощь.</ns0:t>
       </ns0:r>
     </ns0:p>
     <ns0:p>
@@ -19240,7 +19355,7 @@
         <ns0:rPr>
           <ns0:sz ns0:val="20"/>
         </ns0:rPr>
-        <ns0:t>На следующий день Ассоциация героев выпустила новое распоряжение. Героев распределили по секторам до начала возможной атаки. Алекс получил западный вокзал, Фубуки — центральный район, Мидзуки — медицинский сектор, а Сайтама с Геносом направились к штабному зданию.</ns0:t>
+        <ns0:t>На следующий день Ассоциация героев выпустила новое распоряжение. Героев распределили по секторам до начала возможной атаки. Алекс получил западный вокзал, спасательная служба — медицинский сектор, а Сайтама с Геносом направились к штабному зданию.</ns0:t>
       </ns0:r>
     </ns0:p>
     <ns0:p>
@@ -19280,15 +19395,7 @@
         <ns0:rPr>
           <ns0:sz ns0:val="20"/>
         </ns0:rPr>
-        <ns0:t>Фубуки посмотрела на него.</ns0:t>
-      </ns0:r>
-    </ns0:p>
-    <ns0:p>
-      <ns0:r>
-        <ns0:rPr>
-          <ns0:sz ns0:val="20"/>
-        </ns0:rPr>
-        <ns0:t>— Добавьте.</ns0:t>
+        <ns0:t>— Добавьте, — сказал Алекс. — Иначе мы снова будем эвакуировать только тех, кто может бежать.</ns0:t>
       </ns0:r>
     </ns0:p>
     <ns0:p>
@@ -19320,7 +19427,7 @@
         <ns0:rPr>
           <ns0:sz ns0:val="20"/>
         </ns0:rPr>
-        <ns0:t>У него не было силы Фубуки, Мидзуки или Лин Лин. Не было возможности выдержать удар главного пришельца.</ns0:t>
+        <ns0:t>У него не было силы, способной выдержать удар главного пришельца.</ns0:t>
       </ns0:r>
     </ns0:p>
     <ns0:p>
@@ -21003,31 +21110,23 @@
         <ns0:rPr>
           <ns0:sz ns0:val="20"/>
         </ns0:rPr>
-        <ns0:t>Он ударил по корпусу корабля изнутри.</ns0:t>
-      </ns0:r>
-    </ns0:p>
-    <ns0:p>
-      <ns0:r>
-        <ns0:rPr>
-          <ns0:sz ns0:val="20"/>
-        </ns0:rPr>
-        <ns0:t>Корабль разорвало.</ns0:t>
-      </ns0:r>
-    </ns0:p>
-    <ns0:p>
-      <ns0:r>
-        <ns0:rPr>
-          <ns0:sz ns0:val="20"/>
-        </ns0:rPr>
-        <ns0:t>Осколки пошли в стороны, минуя жилые кварталы.</ns0:t>
-      </ns0:r>
-    </ns0:p>
-    <ns0:p>
-      <ns0:r>
-        <ns0:rPr>
-          <ns0:sz ns0:val="20"/>
-        </ns0:rPr>
-        <ns0:t>На землю посыпались куски металла, но главная масса упала за городом.</ns0:t>
+        <ns0:t>Он ударил по повреждённой секции корпуса изнутри.</ns0:t>
+      </ns0:r>
+    </ns0:p>
+    <ns0:p>
+      <ns0:r>
+        <ns0:rPr>
+          <ns0:sz ns0:val="20"/>
+        </ns0:rPr>
+        <ns0:t>Нижнюю часть корабля разорвало, и обломки пошли в стороны, минуя жилые кварталы. Центральный корпус сохранился, но начал быстро снижаться.</ns0:t>
+      </ns0:r>
+    </ns0:p>
+    <ns0:p>
+      <ns0:r>
+        <ns0:rPr>
+          <ns0:sz ns0:val="20"/>
+        </ns0:rPr>
+        <ns0:t>На землю посыпались куски металла, а главная масса обшивки упала за городом.</ns0:t>
       </ns0:r>
     </ns0:p>
     <ns0:p>
@@ -21703,15 +21802,15 @@
         <ns0:rPr>
           <ns0:sz ns0:val="20"/>
         </ns0:rPr>
-        <ns0:t>Сражение на корабле продолжалось дольше, чем могла выдержать конструкция.</ns0:t>
-      </ns0:r>
-    </ns0:p>
-    <ns0:p>
-      <ns0:r>
-        <ns0:rPr>
-          <ns0:sz ns0:val="20"/>
-        </ns0:rPr>
-        <ns0:t>Каждый удар Бороса и Сайтамы отзывался по корпусу судна. Для людей на земле это выглядело как землетрясение. Для тех, кто находился внутри, — как конец пространства.</ns0:t>
+        <ns0:t>Сражение Бороса и Сайтамы продолжалось на сохранившейся верхней части корабля, дольше, чем могла выдержать повреждённая конструкция.</ns0:t>
+      </ns0:r>
+    </ns0:p>
+    <ns0:p>
+      <ns0:r>
+        <ns0:rPr>
+          <ns0:sz ns0:val="20"/>
+        </ns0:rPr>
+        <ns0:t>Каждый удар отзывался по центральному корпусу судна. Для людей на земле это выглядело как землетрясение. Для тех, кто находился внутри, — как конец пространства.</ns0:t>
       </ns0:r>
     </ns0:p>
     <ns0:p>
@@ -21791,7 +21890,7 @@
         <ns0:rPr>
           <ns0:sz ns0:val="20"/>
         </ns0:rPr>
-        <ns0:t>На разрушенном корабле больше не было движения.</ns0:t>
+        <ns0:t>На сохранившейся части корабля больше не было движения.</ns0:t>
       </ns0:r>
     </ns0:p>
     <ns0:p>
@@ -22031,15 +22130,23 @@
         <ns0:rPr>
           <ns0:sz ns0:val="20"/>
         </ns0:rPr>
-        <ns0:t>Спасатели начали разбирать завалы. Выживших пришельцев передали медикам и сотрудникам Ассоциации.</ns0:t>
-      </ns0:r>
-    </ns0:p>
-    <ns0:p>
-      <ns0:r>
-        <ns0:rPr>
-          <ns0:sz ns0:val="20"/>
-        </ns0:rPr>
-        <ns0:t>В официальном отчёте написали, что главная угроза устранена. Имя Бороса почти сразу исчезло из новостей. Говорили о разрушенном городе, погибших героях и восстановлении.</ns0:t>
+        <ns0:t>Спасатели начали разбирать завалы. Выживших пришельцев передали медикам и сотрудникам Ассоциации под охрану. Раненых разместили отдельно от тех, кто не участвовал в бою; детей и тяжёлых пострадавших передали врачам в первую очередь.</ns0:t>
+      </ns0:r>
+    </ns0:p>
+    <ns0:p>
+      <ns0:r>
+        <ns0:rPr>
+          <ns0:sz ns0:val="20"/>
+        </ns0:rPr>
+        <ns0:t>Временный официальный отчёт зафиксировал: корабль уничтожен как боевой объект, Борос признан нейтрализованным, несколько районов повреждены, часть героев и спасателей получила ранения, а список погибших и пропавших без вести ещё уточняется. Имя Бороса почти сразу исчезло из новостей: открыто говорили только о разрушенном городе, восстановлении и ответственности за ущерб.</ns0:t>
+      </ns0:r>
+    </ns0:p>
+    <ns0:p>
+      <ns0:r>
+        <ns0:rPr>
+          <ns0:sz ns0:val="20"/>
+        </ns0:rPr>
+        <ns0:t>Ассоциация отдельно распорядилась не считать выживших пришельцев обычными задержанными. Их должны были допрашивать только после медицинской помощи и установления способа перевода.</ns0:t>
       </ns0:r>
     </ns0:p>
     <ns0:p>
@@ -23491,6 +23598,14 @@
         <ns0:rPr>
           <ns0:sz ns0:val="20"/>
         </ns0:rPr>
+        <ns0:t>Спасатели вывели сотрудников из повреждённого штаба. В официальном отчёте указали: гражданские эвакуированы, несколько этажей здания разрушены, Генос получил тяжёлые повреждения, а ядро Г четыре передано на исследование. Проверка показала, что робот был автономным прототипом неизвестного производителя; действующей организации на месте не обнаружили, а связь с Неогероями не подтвердилась.</ns0:t>
+      </ns0:r>
+    </ns0:p>
+    <ns0:p>
+      <ns0:r>
+        <ns0:rPr>
+          <ns0:sz ns0:val="20"/>
+        </ns0:rPr>
         <ns0:t>Сайтама появился уже после боя.</ns0:t>
       </ns0:r>
     </ns0:p>
@@ -23531,7 +23646,7 @@
         <ns0:rPr>
           <ns0:sz ns0:val="20"/>
         </ns0:rPr>
-        <ns0:t>Г четыре был связан с более крупной организацией. Это означало, что нападение не закончилось.</ns0:t>
+        <ns0:t>В ядре Г четыре нашли фрагмент старого протокола управления. Он подтверждал прежнее существование организации-разработчика, но не доказывал, что она продолжает действовать. Ассоциация закрыла расследование как незавершённое техническое дело и передала сведения Геносу.</ns0:t>
       </ns0:r>
     </ns0:p>
     <ns0:p>
@@ -23547,15 +23662,15 @@
         <ns0:rPr>
           <ns0:sz ns0:val="20"/>
         </ns0:rPr>
-        <ns0:t>Обнаружено усиление деятельности неизвестной организации.</ns0:t>
-      </ns0:r>
-    </ns0:p>
-    <ns0:p>
-      <ns0:r>
-        <ns0:rPr>
-          <ns0:sz ns0:val="20"/>
-        </ns0:rPr>
-        <ns0:t>Связь с будущей угрозой: вероятна.</ns0:t>
+        <ns0:t>Активная организация не обнаружена.</ns0:t>
+      </ns0:r>
+    </ns0:p>
+    <ns0:p>
+      <ns0:r>
+        <ns0:rPr>
+          <ns0:sz ns0:val="20"/>
+        </ns0:rPr>
+        <ns0:t>Старый протокол требует дальнейшей архивной проверки.</ns0:t>
       </ns0:r>
     </ns0:p>
     <ns0:p>
@@ -25973,14 +26088,6 @@
         <ns0:rPr>
           <ns0:sz ns0:val="20"/>
         </ns0:rPr>
-        <ns0:t>Арка завершена.</ns0:t>
-      </ns0:r>
-    </ns0:p>
-    <ns0:p>
-      <ns0:r>
-        <ns0:rPr>
-          <ns0:sz ns0:val="20"/>
-        </ns0:rPr>
         <ns0:t>Канонные узлы сохранены.</ns0:t>
       </ns0:r>
     </ns0:p>
@@ -33809,7 +33916,7 @@
         <ns0:rPr>
           <ns0:sz ns0:val="20"/>
         </ns0:rPr>
-        <ns0:t>— Ассоциация монстров впервые заявила о себе открыто.</ns0:t>
+        <ns0:t>— Ассоциация монстров впервые заявила о себе открыто. Это была только первая обнаруженная ячейка.</ns0:t>
       </ns0:r>
     </ns0:p>
     <ns0:p>
@@ -33825,7 +33932,7 @@
         <ns0:rPr>
           <ns0:sz ns0:val="20"/>
         </ns0:rPr>
-        <ns0:t>— В подземном районе города. Они похитили сына одного из влиятельных руководителей.</ns0:t>
+        <ns0:t>— В подземном районе города. Они похитили сына одного из влиятельных руководителей. Даже после его спасения остальные пленные и центральный штаб остаются внутри сети.</ns0:t>
       </ns0:r>
     </ns0:p>
     <ns0:p>
@@ -36561,6 +36668,14 @@
         <ns0:rPr>
           <ns0:sz ns0:val="20"/>
         </ns0:rPr>
+        <ns0:t>В тот же день Ассоциация зафиксировала: Ваганма спасён, но центральный штаб Ассоциации монстров и другие пленные остаются под землёй. Операция у склада была только первой фазой — извлечением заложника и проверкой маршрута, а не уничтожением всей организации.</ns0:t>
+      </ns0:r>
+    </ns0:p>
+    <ns0:p>
+      <ns0:r>
+        <ns0:rPr>
+          <ns0:sz ns0:val="20"/>
+        </ns0:rPr>
         <ns0:t>Через минуту прибыл Ситч.</ns0:t>
       </ns0:r>
     </ns0:p>
@@ -40214,15 +40329,15 @@
         <ns0:rPr>
           <ns0:sz ns0:val="20"/>
         </ns0:rPr>
-        <ns0:t>После операции по спасению Ваганмы Ассоциация героев на несколько недель закрыла доступ к большинству подземных районов.</ns0:t>
-      </ns0:r>
-    </ns0:p>
-    <ns0:p>
-      <ns0:r>
-        <ns0:rPr>
-          <ns0:sz ns0:val="20"/>
-        </ns0:rPr>
-        <ns0:t>Официально это объясняли необходимостью проверить безопасность коммуникаций. Неофициально все понимали: под городом продолжала работать Ассоциация монстров.</ns0:t>
+        <ns0:t>После предварительной операции по спасению Ваганмы Ассоциация героев на несколько недель закрыла доступ к большинству подземных районов. Ребёнок уже находился под охраной, но центральный штаб Ассоциации монстров и другие пленные оставались недоступны.</ns0:t>
+      </ns0:r>
+    </ns0:p>
+    <ns0:p>
+      <ns0:r>
+        <ns0:rPr>
+          <ns0:sz ns0:val="20"/>
+        </ns0:rPr>
+        <ns0:t>Официально это объясняли необходимостью проверить безопасность коммуникаций. Неофициально все понимали: под городом продолжала работать Ассоциация монстров, поэтому основной рейд отложили до окончания проверки.</ns0:t>
       </ns0:r>
     </ns0:p>
     <ns0:p>
@@ -45643,7 +45758,7 @@
         <ns0:rPr>
           <ns0:sz ns0:val="20"/>
         </ns0:rPr>
-        <ns0:t>— Ассоциация монстров удерживает несколько пленных, — сказал Ситч. — Основная цель операции — спасти людей и уничтожить штаб.</ns0:t>
+        <ns0:t>— Ассоциация монстров удерживает других пленных, — сказал Ситч. — Ваганма уже находится под охраной. Основная цель этой операции — освободить оставшихся людей и уничтожить центральный штаб.</ns0:t>
       </ns0:r>
     </ns0:p>
     <ns0:p>
@@ -47405,7 +47520,7 @@
         <ns0:rPr>
           <ns0:sz ns0:val="20"/>
         </ns0:rPr>
-        <ns0:t>Тацумaki начала сражение в центральном секторе, и телекинетические волны прошли по подземным коммуникациям.</ns0:t>
+        <ns0:t>Тацумаки начала сражение в центральном секторе, и телекинетические волны прошли по подземным коммуникациям.</ns0:t>
       </ns0:r>
     </ns0:p>
     <ns0:p>
@@ -47573,7 +47688,7 @@
         <ns0:rPr>
           <ns0:sz ns0:val="20"/>
         </ns0:rPr>
-        <ns0:t>Тацумaki продолжала бой.</ns0:t>
+        <ns0:t>Тацумаки продолжала бой.</ns0:t>
       </ns0:r>
     </ns0:p>
     <ns0:p>
@@ -47755,7 +47870,7 @@
         <ns0:rPr>
           <ns0:sz ns0:val="20"/>
         </ns0:rPr>
-        <ns0:t>Тацумaki подняла часть здания вместе с землёй. В воздухе вращались куски камня и металлические конструкции.</ns0:t>
+        <ns0:t>Тацумаки подняла часть здания вместе с землёй. В воздухе вращались куски камня и металлические конструкции.</ns0:t>
       </ns0:r>
     </ns0:p>
     <ns0:p>
@@ -51465,7 +51580,7 @@
         <ns0:rPr>
           <ns0:sz ns0:val="20"/>
         </ns0:rPr>
-        <ns0:t>Тацумaki сражалась с остатками психической угрозы. Сайтама находился где-то глубже, в другой части разрушенного комплекса. Гароу продолжал меняться.</ns0:t>
+        <ns0:t>Тацумаки сражалась с остатками психической угрозы. Сайтама находился где-то глубже, в другой части разрушенного комплекса. Гароу продолжал меняться.</ns0:t>
       </ns0:r>
     </ns0:p>
     <ns0:p>
@@ -51584,7 +51699,7 @@
         <ns0:rPr>
           <ns0:sz ns0:val="20"/>
         </ns0:rPr>
-        <ns0:t>Ассоциация монстров потеряла центральный штаб, но война не закончилась в тот же день.</ns0:t>
+        <ns0:t>Ассоциация монстров потеряла центральный штаб, но война не закончилась в тот же день. Источник энергии Гароу оставался неизвестным, а связь с Богом ещё не была доказана.</ns0:t>
       </ns0:r>
     </ns0:p>
     <ns0:p>
@@ -52046,15 +52161,7 @@
         <ns0:rPr>
           <ns0:sz ns0:val="20"/>
         </ns0:rPr>
-        <ns0:t>Гароу появился над городом через сорок минут.</ns0:t>
-      </ns0:r>
-    </ns0:p>
-    <ns0:p>
-      <ns0:r>
-        <ns0:rPr>
-          <ns0:sz ns0:val="20"/>
-        </ns0:rPr>
-        <ns0:t>Он не спустился с неба. Он упал в центр разрушенного района, прямо на площадь, где спасатели разбирали завалы.</ns0:t>
+        <ns0:t>Через сорок минут датчики зафиксировали разлом над северным районом. Из него Гароу выпал в центр разрушенного района, прямо на площадь, где спасатели разбирали завалы. На его теле уже оставались следы чужой энергии, но источник ещё не был понятен.</ns0:t>
       </ns0:r>
     </ns0:p>
     <ns0:p>
@@ -52230,7 +52337,7 @@
         <ns0:rPr>
           <ns0:sz ns0:val="20"/>
         </ns0:rPr>
-        <ns0:t>Алекс почувствовал, что сила трёх связей внутри него увеличивается сама собой. Текущий уровень Сайтамы менялся из-за приближающегося противника.</ns0:t>
+        <ns0:t>Алекс почувствовал, что сила четырёх уже существующих связей внутри него увеличивается сама собой. Новая связь не создавалась: система пересчитывала только текущий эталон Сайтамы из-за приближающегося противника.</ns0:t>
       </ns0:r>
     </ns0:p>
     <ns0:p>
@@ -52342,7 +52449,7 @@
         <ns0:rPr>
           <ns0:sz ns0:val="20"/>
         </ns0:rPr>
-        <ns0:t>Из него появился Бласт.</ns0:t>
+        <ns0:t>Из открывшегося разлома появился Бласт.</ns0:t>
       </ns0:r>
     </ns0:p>
     <ns0:p>
@@ -52430,7 +52537,7 @@
         <ns0:rPr>
           <ns0:sz ns0:val="20"/>
         </ns0:rPr>
-        <ns0:t>Гароу и Сайтама столкнулись.</ns0:t>
+        <ns0:t>Сайтама прибыл на площадь по следу Гароу. Гароу и Сайтама столкнулись.</ns0:t>
       </ns0:r>
     </ns0:p>
     <ns0:p>
@@ -54078,7 +54185,7 @@
         <ns0:rPr>
           <ns0:sz ns0:val="20"/>
         </ns0:rPr>
-        <ns0:t>Сайтама не помнил Космического Гароу. Генос помнил только отдельные ощущения и факт, что его ядро оказалось в руках учителя.</ns0:t>
+        <ns0:t>Сайтама не помнил стёртую последовательность событий — после возврата временной линии это воспоминание исчезло. Генос тоже не сохранил обычную память, но ядро, принесённое из изменённой линии, содержало запись боя и стало материальным якорем для проверки данных.</ns0:t>
       </ns0:r>
     </ns0:p>
     <ns0:p>
@@ -54126,6 +54233,22 @@
         <ns0:rPr>
           <ns0:sz ns0:val="20"/>
         </ns0:rPr>
+        <ns0:t>— Значит, я помню стёртую линию из-за системы?</ns0:t>
+      </ns0:r>
+    </ns0:p>
+    <ns0:p>
+      <ns0:r>
+        <ns0:rPr>
+          <ns0:sz ns0:val="20"/>
+        </ns0:rPr>
+        <ns0:t>— Не как обычное воспоминание. Система осталась внешним якорем, а четыре добровольные связи были пересчитаны уже по новой текущей силе Сайтамы. Новая связь для этого не создавалась.</ns0:t>
+      </ns0:r>
+    </ns0:p>
+    <ns0:p>
+      <ns0:r>
+        <ns0:rPr>
+          <ns0:sz ns0:val="20"/>
+        </ns0:rPr>
         <ns0:t>— А почему память не полная?</ns0:t>
       </ns0:r>
     </ns0:p>
@@ -54319,6 +54442,14 @@
           <ns0:sz ns0:val="20"/>
         </ns0:rPr>
         <ns0:t>Общий доступ Алекса: сто процентов нового текущего эталона.</ns0:t>
+      </ns0:r>
+    </ns0:p>
+    <ns0:p>
+      <ns0:r>
+        <ns0:rPr>
+          <ns0:sz ns0:val="20"/>
+        </ns0:rPr>
+        <ns0:t>Новые добровольные связи не созданы. Пересчитаны только уже действующие связи.</ns0:t>
       </ns0:r>
     </ns0:p>
     <ns0:p>
@@ -56550,14 +56681,6 @@
         <ns0:rPr>
           <ns0:sz ns0:val="20"/>
         </ns0:rPr>
-        <ns0:t>Арка завершена.</ns0:t>
-      </ns0:r>
-    </ns0:p>
-    <ns0:p>
-      <ns0:r>
-        <ns0:rPr>
-          <ns0:sz ns0:val="20"/>
-        </ns0:rPr>
         <ns0:t>Активные связи: Фубуки, Мидзуки, Лин Лин, Псайкос, Тацумаки.</ns0:t>
       </ns0:r>
     </ns0:p>
@@ -65430,7 +65553,7 @@
         <ns0:rPr>
           <ns0:sz ns0:val="20"/>
         </ns0:rPr>
-        <ns0:t>Алекс увидел прежнюю жизнь, смерть, первую улицу города Z, пустую комнату, девушек, Сайтаму и все возможные варианты будущего.</ns0:t>
+        <ns0:t>Алекс увидел прежнюю жизнь, смерть, первую улицу города З, пустую комнату, девушек, Сайтаму и все возможные варианты будущего.</ns0:t>
       </ns0:r>
     </ns0:p>
     <ns0:p>
@@ -66210,6 +66333,22 @@
         <ns0:rPr>
           <ns0:sz ns0:val="20"/>
         </ns0:rPr>
+        <ns0:t>- несколько пустых зданий разрушены, гражданские из района эвакуированы;</ns0:t>
+      </ns0:r>
+    </ns0:p>
+    <ns0:p>
+      <ns0:r>
+        <ns0:rPr>
+          <ns0:sz ns0:val="20"/>
+        </ns0:rPr>
+        <ns0:t>- пострадавшие герои и спасатели переданы медикам, точный список уточняется;</ns0:t>
+      </ns0:r>
+    </ns0:p>
+    <ns0:p>
+      <ns0:r>
+        <ns0:rPr>
+          <ns0:sz ns0:val="20"/>
+        </ns0:rPr>
         <ns0:t>- пространственные разломы частично закрыты;</ns0:t>
       </ns0:r>
     </ns0:p>
@@ -66274,7 +66413,15 @@
         <ns0:rPr>
           <ns0:sz ns0:val="20"/>
         </ns0:rPr>
-        <ns0:t>- Сайтама снова не получил официального признания из-за недостатка доказательств.</ns0:t>
+        <ns0:t>- Сайтама снова не получил официального признания из-за недостатка доказательств;</ns0:t>
+      </ns0:r>
+    </ns0:p>
+    <ns0:p>
+      <ns0:r>
+        <ns0:rPr>
+          <ns0:sz ns0:val="20"/>
+        </ns0:rPr>
+        <ns0:t>- местонахождение Гароу не установлено, поисковая операция временно приостановлена до получения новых данных.</ns0:t>
       </ns0:r>
     </ns0:p>
     <ns0:p>
@@ -66912,7 +67059,7 @@
         <ns0:rPr>
           <ns0:sz ns0:val="20"/>
         </ns0:rPr>
-        <ns0:t>Псайкос получила разрешение покинуть камеру только под наблюдением двух сотрудников.</ns0:t>
+        <ns0:t>Псайкос получила разрешение покинуть камеру только под наблюдением двух сотрудников. Они сопровождали её до самых врат и оставались на земной стороне.</ns0:t>
       </ns0:r>
     </ns0:p>
     <ns0:p>
@@ -67096,7 +67243,7 @@
         <ns0:rPr>
           <ns0:sz ns0:val="20"/>
         </ns0:rPr>
-        <ns0:t>Громкий голос произнёс на незнакомом языке, но система перевела его:</ns0:t>
+        <ns0:t>Громкий голос произнёс на незнакомом языке. Остаточный пространственный ключ Астры перевёл его:</ns0:t>
       </ns0:r>
     </ns0:p>
     <ns0:p>
@@ -67304,7 +67451,7 @@
         <ns0:rPr>
           <ns0:sz ns0:val="20"/>
         </ns0:rPr>
-        <ns0:t>Сайтама стоял по ту сторону и махал рукой.</ns0:t>
+        <ns0:t>Сайтама стоял на земной стороне и махал рукой.</ns0:t>
       </ns0:r>
     </ns0:p>
     <ns0:p>
@@ -67328,7 +67475,7 @@
         <ns0:rPr>
           <ns0:sz ns0:val="20"/>
         </ns0:rPr>
-        <ns0:t>Врата начали закрываться.</ns0:t>
+        <ns0:t>Врата начали закрываться, потому что обратный проход Астры терял устойчивость.</ns0:t>
       </ns0:r>
     </ns0:p>
     <ns0:p>

--- a/фанфик.docx
+++ b/фанфик.docx
@@ -33030,6 +33030,14 @@
           <ns0:sz ns0:val="20"/>
         </ns0:rPr>
         <ns0:t>Доступная мощность: один процент от активной связи.</ns0:t>
+      </ns0:r>
+    </ns0:p>
+    <ns0:p>
+      <ns0:r>
+        <ns0:rPr>
+          <ns0:sz ns0:val="20"/>
+        </ns0:rPr>
+        <ns0:t>Потенциал связи показывает возможный объём, а не безопасный выпуск. Доступный выпуск зависит от тела и контроля.</ns0:t>
       </ns0:r>
     </ns0:p>
     <ns0:p>

--- a/фанфик.docx
+++ b/фанфик.docx
@@ -51308,6 +51308,14 @@
         <ns0:rPr>
           <ns0:sz ns0:val="20"/>
         </ns0:rPr>
+        <ns0:t>Связь можно прекратить по решению партнёра. Прекращение не влечёт наказания, потери памяти или ограничения свободы.</ns0:t>
+      </ns0:r>
+    </ns0:p>
+    <ns0:p>
+      <ns0:r>
+        <ns0:rPr>
+          <ns0:sz ns0:val="20"/>
+        </ns0:rPr>
         <ns0:t>Общий доступ: сто процентов.</ns0:t>
       </ns0:r>
     </ns0:p>
@@ -56625,7 +56633,15 @@
         <ns0:rPr>
           <ns0:sz ns0:val="20"/>
         </ns0:rPr>
-        <ns0:t>- Алекс получил разрешение участвовать в операциях с ограничением выброса силы.</ns0:t>
+        <ns0:t>- Алекс получил разрешение участвовать в операциях с ограничением выброса силы;</ns0:t>
+      </ns0:r>
+    </ns0:p>
+    <ns0:p>
+      <ns0:r>
+        <ns0:rPr>
+          <ns0:sz ns0:val="20"/>
+        </ns0:rPr>
+        <ns0:t>- его повышение временно приостановлено до окончания проверки способности.</ns0:t>
       </ns0:r>
     </ns0:p>
     <ns0:p>
@@ -61400,6 +61416,14 @@
         <ns0:rPr>
           <ns0:sz ns0:val="20"/>
         </ns0:rPr>
+        <ns0:t>Комиссия отдельно зафиксировала: согласие на связь не влияет на её статус, не отменяет надзор и не даёт ей права требовать освобождения. Решение должно оставаться действительным даже в случае отказа от связи.</ns0:t>
+      </ns0:r>
+    </ns0:p>
+    <ns0:p>
+      <ns0:r>
+        <ns0:rPr>
+          <ns0:sz ns0:val="20"/>
+        </ns0:rPr>
         <ns0:t>Официальный отчёт включал список нарушений, имена руководителей и обязанности Веры.</ns0:t>
       </ns0:r>
     </ns0:p>
@@ -62646,6 +62670,14 @@
           <ns0:sz ns0:val="20"/>
         </ns0:rPr>
         <ns0:t>В отчёте записали: «Пространственная угроза нейтрализована Сайтамой. Пустота освобождён от влияния Бога. Разломы частично закрыты. Один нестабильный проход остался активным».</ns0:t>
+      </ns0:r>
+    </ns0:p>
+    <ns0:p>
+      <ns0:r>
+        <ns0:rPr>
+          <ns0:sz ns0:val="20"/>
+        </ns0:rPr>
+        <ns0:t>Пустоту передали под наблюдение Бласта как источник сведений о пространственных разломах. Самостоятельно покидать город ему запретили.</ns0:t>
       </ns0:r>
     </ns0:p>
     <ns0:p>
